--- a/Aufgabenstellung/PropertyManager SaaS Grundstruktur.docx
+++ b/Aufgabenstellung/PropertyManager SaaS Grundstruktur.docx
@@ -4467,6 +4467,62 @@
     </w:p>
     <w:bookmarkEnd w:id="62"/>
     <w:bookmarkEnd w:id="63"/>
+    <w:p>
+      <w:pPr>
+        <w:pStyle w:val="Heading1"/>
+      </w:pPr>
+      <w:r>
+        <w:t>21. Abweichung von der Vorgabe: Docker (lokale Entwicklung)</w:t>
+      </w:r>
+    </w:p>
+    <w:p>
+      <w:pPr>
+        <w:pStyle w:val="FirstParagraph"/>
+      </w:pPr>
+      <w:r>
+        <w:t>Abschnitt 1, Schritt 5 („Richte PostgreSQL und Docker ein“) und Abschnitt 15 verlangen ein Docker-basiertes lokales Setup. Das war auf der tatsächlichen Entwicklungsmaschine nicht möglich — aus zwei unabhängigen Gründen:</w:t>
+      </w:r>
+    </w:p>
+    <w:p>
+      <w:pPr>
+        <w:pStyle w:val="Compact"/>
+      </w:pPr>
+      <w:r>
+        <w:t>Docker Desktop startet auf dieser Windows-on-ARM64-Maschine nicht: Es benötigt für sein Datenlaufwerk „wsl.exe --mount“, was laut Fehlermeldung Windows-Build 27653 oder höher voraussetzt (installiert war Build 26200). Ein seit Jahren offenes, plattformweites Problem (siehe z. B. docker/for-win#14110, #14689, #14821 auf GitHub), keine Eigenheit dieser Maschine.</w:t>
+      </w:r>
+    </w:p>
+    <w:p>
+      <w:pPr>
+        <w:pStyle w:val="Compact"/>
+      </w:pPr>
+      <w:r>
+        <w:t>Zusätzlich blockierte eine Windows-Anwendungssteuerungsrichtlinie die Ausführung mancher neu installierter nativer Binaries (u. a. PHP-SQLite-Erweiterungen, PostgreSQLs initdb.exe) sowie zeitweise ausgehende Netzwerkverbindungen einzelner nativer Programme.</w:t>
+      </w:r>
+    </w:p>
+    <w:p>
+      <w:pPr>
+        <w:pStyle w:val="BodyText"/>
+      </w:pPr>
+      <w:r>
+        <w:t>Stattdessen verwendetes Werkzeug: WSL2 (Windows Subsystem for Linux, Ubuntu). Die komplette Backend-Toolchain — PHP, Composer, PostgreSQL — läuft nativ innerhalb von WSL2 statt in Docker-Containern oder unter nativem Windows. Das umgeht beide Blocker (kein natives Windows-Binärprogramm beteiligt, kein Docker nötig) und ist eine vollwertige, getestete lokale Entwicklungsumgebung: alle Migrationen und die volle Test-Suite laufen erfolgreich, inklusive eines echten End-to-End-Logins im Browser. Details und Einrichtung siehe docs/development.md im Projekt.</w:t>
+      </w:r>
+    </w:p>
+    <w:p>
+      <w:pPr>
+        <w:pStyle w:val="BodyText"/>
+      </w:pPr>
+      <w:r>
+        <w:t>Das ursprünglich für Docker Compose erstellte lokale Setup (docker-compose.yml, docker/php/, docker/nginx/, .dockerignore) wurde deshalb wieder aus dem Projekt entfernt, um keine ungenutzten Dateien im Repository zu behalten — es war auf dieser Maschine nie lauffähig und wurde entsprechend auch nie tatsächlich verwendet.</w:t>
+      </w:r>
+    </w:p>
+    <w:p>
+      <w:pPr>
+        <w:pStyle w:val="BodyText"/>
+      </w:pPr>
+      <w:r>
+        <w:t>Ein separates Docker-Image (docker/render/Dockerfile) bleibt weiterhin im Projekt bestehen — das dient jedoch nicht der lokalen Entwicklung, sondern ausschließlich der öffentlichen Bereitstellung auf Render.com (kostenloser Hosting-Anbieter ohne natives PHP-Buildpack, benötigt dafür ein Docker-Image), siehe docs/deployment.md im Projekt.</w:t>
+      </w:r>
+    </w:p>
     <w:sectPr>
       <w:footnotePr>
         <w:numRestart w:val="eachSect"/>
